--- a/data/Vorlagen/LEK-Vorlage.docx
+++ b/data/Vorlagen/LEK-Vorlage.docx
@@ -983,11 +983,7 @@
         </w:rPr>
       </w:pPr>
     </w:p>
-    <w:p>
-      <w:r>
-        <w:t xml:space="preserve"> </w:t>
-      </w:r>
-    </w:p>
+    <w:p/>
     <w:sectPr>
       <w:pgSz w:w="12240" w:h="15840"/>
       <w:pgMar w:top="850" w:right="850" w:bottom="850" w:left="1417" w:header="720" w:footer="720" w:gutter="0"/>

--- a/data/Vorlagen/LEK-Vorlage.docx
+++ b/data/Vorlagen/LEK-Vorlage.docx
@@ -316,7 +316,6 @@
     <w:p>
       <w:pPr>
         <w:pStyle w:val="berschrift1"/>
-        <w:spacing w:before="0"/>
         <w:rPr>
           <w:lang w:val="de-DE"/>
         </w:rPr>
@@ -1832,11 +1831,10 @@
     <w:link w:val="berschrift1Zchn"/>
     <w:uiPriority w:val="9"/>
     <w:qFormat/>
-    <w:rsid w:val="00D10812"/>
+    <w:rsid w:val="00A77A2F"/>
     <w:pPr>
       <w:keepNext/>
       <w:keepLines/>
-      <w:spacing w:before="480"/>
       <w:outlineLvl w:val="0"/>
     </w:pPr>
     <w:rPr>
@@ -2120,7 +2118,7 @@
     <w:basedOn w:val="Absatz-Standardschriftart"/>
     <w:link w:val="berschrift1"/>
     <w:uiPriority w:val="9"/>
-    <w:rsid w:val="00D10812"/>
+    <w:rsid w:val="00A77A2F"/>
     <w:rPr>
       <w:rFonts w:ascii="Aptos Narrow" w:eastAsiaTheme="majorEastAsia" w:hAnsi="Aptos Narrow" w:cstheme="majorBidi"/>
       <w:b/>
